--- a/Домашние задания/HT 3/Домашнее задание - анализ событий безопасности.docx
+++ b/Домашние задания/HT 3/Домашнее задание - анализ событий безопасности.docx
@@ -124,10 +124,25 @@
       <w:r>
         <w:t>, какая информация в них содержится и как ее можно использовать для анализа.</w:t>
       </w:r>
+      <w:bookmarkStart w:id="0" w:name="_GoBack"/>
+      <w:bookmarkEnd w:id="0"/>
     </w:p>
     <w:p>
-      <w:bookmarkStart w:id="0" w:name="_GoBack"/>
-      <w:bookmarkEnd w:id="0"/>
+      <w:r>
+        <w:t xml:space="preserve">Допускается выполнить задание, анализируя только события ОС </w:t>
+      </w:r>
+      <w:r>
+        <w:rPr>
+          <w:lang w:val="en-US"/>
+        </w:rPr>
+        <w:t>Windows</w:t>
+      </w:r>
+      <w:r>
+        <w:t xml:space="preserve">, </w:t>
+      </w:r>
+      <w:r>
+        <w:t>но в этом случае будет сложнее обнаружить следы атаки.</w:t>
+      </w:r>
     </w:p>
     <w:p/>
     <w:p/>
